--- a/assets/cv/Word/cv_darryll_joseph_data_analyst_data_scientist.docx
+++ b/assets/cv/Word/cv_darryll_joseph_data_analyst_data_scientist.docx
@@ -57,8 +57,86 @@
               <w:rPr>
                 <w:color w:val="333333"/>
               </w:rPr>
-              <w:t>07 58 83 92 14 • jos.darryll@gmail.com • Avenue Carnot, 94230 Cachan • LinkedIn • Portfolio</w:t>
+              <w:t>07 58 83 92 14</w:t>
             </w:r>
+            <w:r>
+              <w:rPr>
+                <w:color w:val="333333"/>
+              </w:rPr>
+              <w:t xml:space="preserve">   </w:t>
+            </w:r>
+            <w:r>
+              <w:rPr>
+                <w:color w:val="333333"/>
+              </w:rPr>
+              <w:t xml:space="preserve"> •</w:t>
+            </w:r>
+            <w:r>
+              <w:rPr>
+                <w:color w:val="333333"/>
+              </w:rPr>
+              <w:t xml:space="preserve"> </w:t>
+            </w:r>
+            <w:hyperlink r:id="rId6" w:history="1">
+              <w:r>
+                <w:rPr>
+                  <w:rStyle w:val="Lienhypertexte"/>
+                </w:rPr>
+                <w:t>jos.darryll@gmail.com</w:t>
+              </w:r>
+            </w:hyperlink>
+            <w:r>
+              <w:rPr>
+                <w:color w:val="333333"/>
+              </w:rPr>
+              <w:t xml:space="preserve">    </w:t>
+            </w:r>
+            <w:r>
+              <w:rPr>
+                <w:color w:val="333333"/>
+              </w:rPr>
+              <w:t xml:space="preserve">• Avenue Carnot, 94230 Cachan </w:t>
+            </w:r>
+            <w:r>
+              <w:rPr>
+                <w:color w:val="333333"/>
+              </w:rPr>
+              <w:t xml:space="preserve">  </w:t>
+            </w:r>
+            <w:r>
+              <w:rPr>
+                <w:color w:val="333333"/>
+              </w:rPr>
+              <w:t xml:space="preserve">• </w:t>
+            </w:r>
+            <w:hyperlink r:id="rId7" w:history="1">
+              <w:r>
+                <w:rPr>
+                  <w:rStyle w:val="Lienhypertexte"/>
+                </w:rPr>
+                <w:t>LinkedIn</w:t>
+              </w:r>
+            </w:hyperlink>
+            <w:r>
+              <w:rPr>
+                <w:color w:val="333333"/>
+              </w:rPr>
+              <w:t xml:space="preserve">  </w:t>
+            </w:r>
+            <w:r>
+              <w:rPr>
+                <w:color w:val="333333"/>
+              </w:rPr>
+              <w:t xml:space="preserve"> • </w:t>
+            </w:r>
+            <w:hyperlink r:id="rId8" w:history="1">
+              <w:r>
+                <w:rPr>
+                  <w:rStyle w:val="Lienhypertexte"/>
+                </w:rPr>
+                <w:t>Portfolio</w:t>
+              </w:r>
+            </w:hyperlink>
           </w:p>
         </w:tc>
         <w:tc>
@@ -75,84 +153,6 @@
             <w:pPr>
               <w:jc w:val="right"/>
             </w:pPr>
-            <w:r>
-              <w:rPr>
-                <w:noProof/>
-              </w:rPr>
-              <w:drawing>
-                <wp:anchor distT="0" distB="0" distL="114300" distR="114300" simplePos="0" relativeHeight="251658240" behindDoc="1" locked="0" layoutInCell="1" allowOverlap="1" wp14:anchorId="047B9F8F" wp14:editId="029D8B58">
-                  <wp:simplePos x="0" y="0"/>
-                  <wp:positionH relativeFrom="column">
-                    <wp:posOffset>635</wp:posOffset>
-                  </wp:positionH>
-                  <wp:positionV relativeFrom="paragraph">
-                    <wp:posOffset>-2540</wp:posOffset>
-                  </wp:positionV>
-                  <wp:extent cx="800100" cy="800100"/>
-                  <wp:effectExtent l="133350" t="57150" r="133350" b="742950"/>
-                  <wp:wrapNone/>
-                  <wp:docPr id="1" name="Picture 1"/>
-                  <wp:cNvGraphicFramePr>
-                    <a:graphicFrameLocks xmlns:a="http://schemas.openxmlformats.org/drawingml/2006/main" noChangeAspect="1"/>
-                  </wp:cNvGraphicFramePr>
-                  <a:graphic xmlns:a="http://schemas.openxmlformats.org/drawingml/2006/main">
-                    <a:graphicData uri="http://schemas.openxmlformats.org/drawingml/2006/picture">
-                      <pic:pic xmlns:pic="http://schemas.openxmlformats.org/drawingml/2006/picture">
-                        <pic:nvPicPr>
-                          <pic:cNvPr id="0" name="profile-photo.png"/>
-                          <pic:cNvPicPr/>
-                        </pic:nvPicPr>
-                        <pic:blipFill>
-                          <a:blip r:embed="rId6"/>
-                          <a:stretch>
-                            <a:fillRect/>
-                          </a:stretch>
-                        </pic:blipFill>
-                        <pic:spPr>
-                          <a:xfrm>
-                            <a:off x="0" y="0"/>
-                            <a:ext cx="800100" cy="800100"/>
-                          </a:xfrm>
-                          <a:prstGeom prst="ellipse">
-                            <a:avLst/>
-                          </a:prstGeom>
-                          <a:ln w="3175" cap="rnd">
-                            <a:solidFill>
-                              <a:schemeClr val="tx2"/>
-                            </a:solidFill>
-                          </a:ln>
-                          <a:effectLst>
-                            <a:outerShdw blurRad="381000" dist="292100" dir="5400000" sx="-80000" sy="-18000" rotWithShape="0">
-                              <a:srgbClr val="000000">
-                                <a:alpha val="22000"/>
-                              </a:srgbClr>
-                            </a:outerShdw>
-                          </a:effectLst>
-                          <a:scene3d>
-                            <a:camera prst="orthographicFront"/>
-                            <a:lightRig rig="contrasting" dir="t">
-                              <a:rot lat="0" lon="0" rev="3000000"/>
-                            </a:lightRig>
-                          </a:scene3d>
-                          <a:sp3d contourW="7620">
-                            <a:bevelT w="95250" h="31750"/>
-                            <a:contourClr>
-                              <a:srgbClr val="333333"/>
-                            </a:contourClr>
-                          </a:sp3d>
-                        </pic:spPr>
-                      </pic:pic>
-                    </a:graphicData>
-                  </a:graphic>
-                  <wp14:sizeRelH relativeFrom="page">
-                    <wp14:pctWidth>0</wp14:pctWidth>
-                  </wp14:sizeRelH>
-                  <wp14:sizeRelV relativeFrom="page">
-                    <wp14:pctHeight>0</wp14:pctHeight>
-                  </wp14:sizeRelV>
-                </wp:anchor>
-              </w:drawing>
-            </w:r>
           </w:p>
         </w:tc>
       </w:tr>
@@ -161,6 +161,84 @@
       <w:pPr>
         <w:spacing w:before="60" w:after="0" w:line="240" w:lineRule="auto"/>
       </w:pPr>
+      <w:r>
+        <w:rPr>
+          <w:noProof/>
+        </w:rPr>
+        <w:drawing>
+          <wp:anchor distT="0" distB="0" distL="114300" distR="114300" simplePos="0" relativeHeight="251658240" behindDoc="1" locked="0" layoutInCell="1" allowOverlap="1" wp14:anchorId="047B9F8F" wp14:editId="581069D4">
+            <wp:simplePos x="0" y="0"/>
+            <wp:positionH relativeFrom="column">
+              <wp:posOffset>5608482</wp:posOffset>
+            </wp:positionH>
+            <wp:positionV relativeFrom="paragraph">
+              <wp:posOffset>-693774</wp:posOffset>
+            </wp:positionV>
+            <wp:extent cx="910413" cy="910413"/>
+            <wp:effectExtent l="152400" t="57150" r="118745" b="785495"/>
+            <wp:wrapNone/>
+            <wp:docPr id="1" name="Picture 1"/>
+            <wp:cNvGraphicFramePr>
+              <a:graphicFrameLocks xmlns:a="http://schemas.openxmlformats.org/drawingml/2006/main" noChangeAspect="1"/>
+            </wp:cNvGraphicFramePr>
+            <a:graphic xmlns:a="http://schemas.openxmlformats.org/drawingml/2006/main">
+              <a:graphicData uri="http://schemas.openxmlformats.org/drawingml/2006/picture">
+                <pic:pic xmlns:pic="http://schemas.openxmlformats.org/drawingml/2006/picture">
+                  <pic:nvPicPr>
+                    <pic:cNvPr id="0" name="profile-photo.png"/>
+                    <pic:cNvPicPr/>
+                  </pic:nvPicPr>
+                  <pic:blipFill>
+                    <a:blip r:embed="rId9"/>
+                    <a:stretch>
+                      <a:fillRect/>
+                    </a:stretch>
+                  </pic:blipFill>
+                  <pic:spPr>
+                    <a:xfrm>
+                      <a:off x="0" y="0"/>
+                      <a:ext cx="910413" cy="910413"/>
+                    </a:xfrm>
+                    <a:prstGeom prst="ellipse">
+                      <a:avLst/>
+                    </a:prstGeom>
+                    <a:ln w="3175" cap="rnd">
+                      <a:solidFill>
+                        <a:schemeClr val="tx2"/>
+                      </a:solidFill>
+                    </a:ln>
+                    <a:effectLst>
+                      <a:outerShdw blurRad="381000" dist="292100" dir="5400000" sx="-80000" sy="-18000" rotWithShape="0">
+                        <a:srgbClr val="000000">
+                          <a:alpha val="22000"/>
+                        </a:srgbClr>
+                      </a:outerShdw>
+                    </a:effectLst>
+                    <a:scene3d>
+                      <a:camera prst="orthographicFront"/>
+                      <a:lightRig rig="contrasting" dir="t">
+                        <a:rot lat="0" lon="0" rev="3000000"/>
+                      </a:lightRig>
+                    </a:scene3d>
+                    <a:sp3d contourW="7620">
+                      <a:bevelT w="95250" h="31750"/>
+                      <a:contourClr>
+                        <a:srgbClr val="333333"/>
+                      </a:contourClr>
+                    </a:sp3d>
+                  </pic:spPr>
+                </pic:pic>
+              </a:graphicData>
+            </a:graphic>
+            <wp14:sizeRelH relativeFrom="page">
+              <wp14:pctWidth>0</wp14:pctWidth>
+            </wp14:sizeRelH>
+            <wp14:sizeRelV relativeFrom="page">
+              <wp14:pctHeight>0</wp14:pctHeight>
+            </wp14:sizeRelV>
+          </wp:anchor>
+        </w:drawing>
+      </w:r>
     </w:p>
     <w:p>
       <w:pPr>
@@ -183,229 +261,116 @@
     </w:p>
     <w:p>
       <w:pPr>
-        <w:spacing w:after="60"/>
-        <w:rPr>
-          <w:sz w:val="18"/>
-          <w:szCs w:val="18"/>
-        </w:rPr>
-      </w:pPr>
-      <w:r>
-        <w:rPr>
+        <w:pBdr>
+          <w:bottom w:val="single" w:sz="6" w:space="1" w:color="1F4E79"/>
+        </w:pBdr>
+        <w:spacing w:before="60" w:after="20" w:line="240" w:lineRule="auto"/>
+        <w:rPr>
+          <w:b/>
+          <w:bCs/>
           <w:color w:val="1A1A1A"/>
           <w:sz w:val="18"/>
           <w:szCs w:val="18"/>
-        </w:rPr>
-        <w:t>Data Analyst | Data Scientist</w:t>
-      </w:r>
+          <w:lang w:val="fr-FR"/>
+        </w:rPr>
+      </w:pPr>
       <w:r>
         <w:rPr>
+          <w:b/>
+          <w:bCs/>
           <w:color w:val="1A1A1A"/>
           <w:sz w:val="18"/>
           <w:szCs w:val="18"/>
-        </w:rPr>
-        <w:t>,</w:t>
+          <w:lang w:val="fr-FR"/>
+        </w:rPr>
+        <w:t xml:space="preserve">Data Analyst | Data Scientist, </w:t>
       </w:r>
       <w:r>
         <w:rPr>
           <w:color w:val="1A1A1A"/>
           <w:sz w:val="18"/>
           <w:szCs w:val="18"/>
-        </w:rPr>
-        <w:t xml:space="preserve"> </w:t>
+          <w:lang w:val="fr-FR"/>
+        </w:rPr>
+        <w:t>diplômé d’un Bac+5 en Data Engineering &amp; I</w:t>
       </w:r>
-      <w:proofErr w:type="spellStart"/>
       <w:r>
         <w:rPr>
           <w:color w:val="1A1A1A"/>
           <w:sz w:val="18"/>
           <w:szCs w:val="18"/>
-        </w:rPr>
-        <w:t>diplômé</w:t>
+          <w:lang w:val="fr-FR"/>
+        </w:rPr>
+        <w:t>A</w:t>
       </w:r>
-      <w:proofErr w:type="spellEnd"/>
       <w:r>
         <w:rPr>
           <w:color w:val="1A1A1A"/>
           <w:sz w:val="18"/>
           <w:szCs w:val="18"/>
-        </w:rPr>
-        <w:t xml:space="preserve"> </w:t>
+          <w:lang w:val="fr-FR"/>
+        </w:rPr>
+        <w:t xml:space="preserve">, avec plus de 3 ans d’expérience. Curieux et analytique, je transforme les données en </w:t>
       </w:r>
       <w:r>
         <w:rPr>
+          <w:b/>
+          <w:bCs/>
           <w:color w:val="1A1A1A"/>
           <w:sz w:val="18"/>
           <w:szCs w:val="18"/>
-        </w:rPr>
-        <w:t>d’un</w:t>
+          <w:lang w:val="fr-FR"/>
+        </w:rPr>
+        <w:t>insights et solutions prédictives</w:t>
       </w:r>
       <w:r>
         <w:rPr>
           <w:color w:val="1A1A1A"/>
           <w:sz w:val="18"/>
           <w:szCs w:val="18"/>
-        </w:rPr>
-        <w:t xml:space="preserve"> Bac+5 en Data Engineering &amp; Intelligence </w:t>
+          <w:lang w:val="fr-FR"/>
+        </w:rPr>
+        <w:t xml:space="preserve"> grâce à la BI, l’analyse statistique et le Machine Learning. Certifié </w:t>
       </w:r>
-      <w:proofErr w:type="spellStart"/>
       <w:r>
         <w:rPr>
+          <w:b/>
+          <w:bCs/>
           <w:color w:val="1A1A1A"/>
           <w:sz w:val="18"/>
           <w:szCs w:val="18"/>
-        </w:rPr>
-        <w:t>Artificielle</w:t>
+          <w:lang w:val="fr-FR"/>
+        </w:rPr>
+        <w:t>Microsoft Power BI (PL-300)</w:t>
       </w:r>
-      <w:proofErr w:type="spellEnd"/>
       <w:r>
         <w:rPr>
           <w:color w:val="1A1A1A"/>
           <w:sz w:val="18"/>
           <w:szCs w:val="18"/>
-        </w:rPr>
-        <w:t xml:space="preserve"> et fort de </w:t>
+          <w:lang w:val="fr-FR"/>
+        </w:rPr>
+        <w:t xml:space="preserve">, je recherche un </w:t>
       </w:r>
       <w:r>
         <w:rPr>
+          <w:b/>
+          <w:bCs/>
           <w:color w:val="1A1A1A"/>
           <w:sz w:val="18"/>
           <w:szCs w:val="18"/>
-        </w:rPr>
-        <w:t xml:space="preserve">plus de 3 </w:t>
+          <w:lang w:val="fr-FR"/>
+        </w:rPr>
+        <w:t>CDI</w:t>
       </w:r>
-      <w:proofErr w:type="spellStart"/>
       <w:r>
         <w:rPr>
           <w:color w:val="1A1A1A"/>
           <w:sz w:val="18"/>
           <w:szCs w:val="18"/>
-        </w:rPr>
-        <w:t>ans</w:t>
-      </w:r>
-      <w:proofErr w:type="spellEnd"/>
-      <w:r>
-        <w:rPr>
-          <w:color w:val="1A1A1A"/>
-          <w:sz w:val="18"/>
-          <w:szCs w:val="18"/>
-        </w:rPr>
-        <w:t xml:space="preserve"> </w:t>
-      </w:r>
-      <w:proofErr w:type="spellStart"/>
-      <w:r>
-        <w:rPr>
-          <w:color w:val="1A1A1A"/>
-          <w:sz w:val="18"/>
-          <w:szCs w:val="18"/>
-        </w:rPr>
-        <w:t>d’expérience</w:t>
-      </w:r>
-      <w:proofErr w:type="spellEnd"/>
-      <w:r>
-        <w:rPr>
-          <w:color w:val="1A1A1A"/>
-          <w:sz w:val="18"/>
-          <w:szCs w:val="18"/>
-        </w:rPr>
-        <w:t>.</w:t>
-      </w:r>
-      <w:r>
-        <w:rPr>
-          <w:color w:val="1A1A1A"/>
-          <w:sz w:val="18"/>
-          <w:szCs w:val="18"/>
-        </w:rPr>
-        <w:t xml:space="preserve"> Spécialisé en Business Intelligence, analyse statistique et Machine Learning, je </w:t>
-      </w:r>
-      <w:proofErr w:type="spellStart"/>
-      <w:r>
-        <w:rPr>
-          <w:color w:val="1A1A1A"/>
-          <w:sz w:val="18"/>
-          <w:szCs w:val="18"/>
-        </w:rPr>
-        <w:t>conçois</w:t>
-      </w:r>
-      <w:proofErr w:type="spellEnd"/>
-      <w:r>
-        <w:rPr>
-          <w:color w:val="1A1A1A"/>
-          <w:sz w:val="18"/>
-          <w:szCs w:val="18"/>
-        </w:rPr>
-        <w:t xml:space="preserve"> des solutions </w:t>
-      </w:r>
-      <w:proofErr w:type="spellStart"/>
-      <w:r>
-        <w:rPr>
-          <w:color w:val="1A1A1A"/>
-          <w:sz w:val="18"/>
-          <w:szCs w:val="18"/>
-        </w:rPr>
-        <w:t>analytiques</w:t>
-      </w:r>
-      <w:proofErr w:type="spellEnd"/>
-      <w:r>
-        <w:rPr>
-          <w:color w:val="1A1A1A"/>
-          <w:sz w:val="18"/>
-          <w:szCs w:val="18"/>
-        </w:rPr>
-        <w:t xml:space="preserve"> et </w:t>
-      </w:r>
-      <w:proofErr w:type="spellStart"/>
-      <w:r>
-        <w:rPr>
-          <w:color w:val="1A1A1A"/>
-          <w:sz w:val="18"/>
-          <w:szCs w:val="18"/>
-        </w:rPr>
-        <w:t>prédictives</w:t>
-      </w:r>
-      <w:proofErr w:type="spellEnd"/>
-      <w:r>
-        <w:rPr>
-          <w:color w:val="1A1A1A"/>
-          <w:sz w:val="18"/>
-          <w:szCs w:val="18"/>
-        </w:rPr>
-        <w:t xml:space="preserve"> au service de la </w:t>
-      </w:r>
-      <w:proofErr w:type="spellStart"/>
-      <w:r>
-        <w:rPr>
-          <w:color w:val="1A1A1A"/>
-          <w:sz w:val="18"/>
-          <w:szCs w:val="18"/>
-        </w:rPr>
-        <w:t>décision</w:t>
-      </w:r>
-      <w:proofErr w:type="spellEnd"/>
-      <w:r>
-        <w:rPr>
-          <w:color w:val="1A1A1A"/>
-          <w:sz w:val="18"/>
-          <w:szCs w:val="18"/>
-        </w:rPr>
-        <w:t xml:space="preserve">. </w:t>
-      </w:r>
-      <w:proofErr w:type="spellStart"/>
-      <w:r>
-        <w:rPr>
-          <w:color w:val="1A1A1A"/>
-          <w:sz w:val="18"/>
-          <w:szCs w:val="18"/>
-        </w:rPr>
-        <w:t>Certifié</w:t>
-      </w:r>
-      <w:proofErr w:type="spellEnd"/>
-      <w:r>
-        <w:rPr>
-          <w:color w:val="1A1A1A"/>
-          <w:sz w:val="18"/>
-          <w:szCs w:val="18"/>
-        </w:rPr>
-        <w:t xml:space="preserve"> Microsoft Power BI (PL-300).</w:t>
+          <w:lang w:val="fr-FR"/>
+        </w:rPr>
+        <w:t xml:space="preserve"> pour contribuer à des projets Data à fort impact.</w:t>
       </w:r>
     </w:p>
     <w:p>
@@ -1141,7 +1106,6 @@
           <w:szCs w:val="18"/>
         </w:rPr>
       </w:pPr>
-      <w:proofErr w:type="gramStart"/>
       <w:r>
         <w:rPr>
           <w:b/>
@@ -1149,9 +1113,25 @@
           <w:sz w:val="18"/>
           <w:szCs w:val="18"/>
         </w:rPr>
-        <w:t>Langages :</w:t>
+        <w:t xml:space="preserve">Langages : </w:t>
       </w:r>
-      <w:proofErr w:type="gramEnd"/>
+      <w:r>
+        <w:rPr>
+          <w:color w:val="1A1A1A"/>
+          <w:sz w:val="18"/>
+          <w:szCs w:val="18"/>
+        </w:rPr>
+        <w:t>Python, SQL, Scala, DAX, M</w:t>
+      </w:r>
+    </w:p>
+    <w:p>
+      <w:pPr>
+        <w:spacing w:after="60" w:line="240" w:lineRule="auto"/>
+        <w:rPr>
+          <w:sz w:val="18"/>
+          <w:szCs w:val="18"/>
+        </w:rPr>
+      </w:pPr>
       <w:r>
         <w:rPr>
           <w:b/>
@@ -1159,7 +1139,7 @@
           <w:sz w:val="18"/>
           <w:szCs w:val="18"/>
         </w:rPr>
-        <w:t xml:space="preserve"> </w:t>
+        <w:t xml:space="preserve">Analyse &amp; Statistiques : </w:t>
       </w:r>
       <w:r>
         <w:rPr>
@@ -1167,7 +1147,7 @@
           <w:sz w:val="18"/>
           <w:szCs w:val="18"/>
         </w:rPr>
-        <w:t>Python, SQL, Scala, DAX, M</w:t>
+        <w:t>Analyse exploratoire (EDA), Nettoyage et préparation des données, Statistiques descriptives et inférentielles, Feature Engineering, Tests statistiques</w:t>
       </w:r>
     </w:p>
     <w:p>
@@ -1185,9 +1165,25 @@
           <w:sz w:val="18"/>
           <w:szCs w:val="18"/>
         </w:rPr>
-        <w:t xml:space="preserve">Analyse &amp; </w:t>
+        <w:t xml:space="preserve">Business Intelligence : </w:t>
       </w:r>
-      <w:proofErr w:type="gramStart"/>
+      <w:r>
+        <w:rPr>
+          <w:color w:val="1A1A1A"/>
+          <w:sz w:val="18"/>
+          <w:szCs w:val="18"/>
+        </w:rPr>
+        <w:t>Power BI, Power Query, Tableau, Excel, DAX, SSRS, SQL Server, T-SQL</w:t>
+      </w:r>
+    </w:p>
+    <w:p>
+      <w:pPr>
+        <w:spacing w:after="60" w:line="240" w:lineRule="auto"/>
+        <w:rPr>
+          <w:sz w:val="18"/>
+          <w:szCs w:val="18"/>
+        </w:rPr>
+      </w:pPr>
       <w:r>
         <w:rPr>
           <w:b/>
@@ -1195,9 +1191,25 @@
           <w:sz w:val="18"/>
           <w:szCs w:val="18"/>
         </w:rPr>
-        <w:t>Statistiques :</w:t>
+        <w:t xml:space="preserve">Machine Learning : </w:t>
       </w:r>
-      <w:proofErr w:type="gramEnd"/>
+      <w:r>
+        <w:rPr>
+          <w:color w:val="1A1A1A"/>
+          <w:sz w:val="18"/>
+          <w:szCs w:val="18"/>
+        </w:rPr>
+        <w:t>Scikit-learn, XGBoost, LightGBM, Classification, Régression, Clustering, Évaluation et optimisation</w:t>
+      </w:r>
+    </w:p>
+    <w:p>
+      <w:pPr>
+        <w:spacing w:after="60" w:line="240" w:lineRule="auto"/>
+        <w:rPr>
+          <w:sz w:val="18"/>
+          <w:szCs w:val="18"/>
+        </w:rPr>
+      </w:pPr>
       <w:r>
         <w:rPr>
           <w:b/>
@@ -1205,7 +1217,7 @@
           <w:sz w:val="18"/>
           <w:szCs w:val="18"/>
         </w:rPr>
-        <w:t xml:space="preserve"> </w:t>
+        <w:t xml:space="preserve">Data Visualisation : </w:t>
       </w:r>
       <w:r>
         <w:rPr>
@@ -1213,15 +1225,17 @@
           <w:sz w:val="18"/>
           <w:szCs w:val="18"/>
         </w:rPr>
-        <w:t>Analyse exploratoire (EDA), Nettoyage et préparation des données, Statistiques descriptives et inférentielles, Feature Engineering, Tests statistiques</w:t>
+        <w:t>Matplotlib, Plotly, Streamlit</w:t>
       </w:r>
     </w:p>
     <w:p>
       <w:pPr>
         <w:spacing w:after="60" w:line="240" w:lineRule="auto"/>
         <w:rPr>
+          <w:color w:val="1A1A1A"/>
           <w:sz w:val="18"/>
           <w:szCs w:val="18"/>
+          <w:lang w:val="fr-FR"/>
         </w:rPr>
       </w:pPr>
       <w:r>
@@ -1231,9 +1245,8 @@
           <w:sz w:val="18"/>
           <w:szCs w:val="18"/>
         </w:rPr>
-        <w:t xml:space="preserve">Business </w:t>
+        <w:t xml:space="preserve">Data Engineering </w:t>
       </w:r>
-      <w:proofErr w:type="gramStart"/>
       <w:r>
         <w:rPr>
           <w:b/>
@@ -1241,9 +1254,8 @@
           <w:sz w:val="18"/>
           <w:szCs w:val="18"/>
         </w:rPr>
-        <w:t>Intelligence :</w:t>
+        <w:t>&amp; Cloud</w:t>
       </w:r>
-      <w:proofErr w:type="gramEnd"/>
       <w:r>
         <w:rPr>
           <w:b/>
@@ -1251,6 +1263,31 @@
           <w:sz w:val="18"/>
           <w:szCs w:val="18"/>
         </w:rPr>
+        <w:t xml:space="preserve">: </w:t>
+      </w:r>
+      <w:r>
+        <w:rPr>
+          <w:color w:val="1A1A1A"/>
+          <w:sz w:val="18"/>
+          <w:szCs w:val="18"/>
+        </w:rPr>
+        <w:t>ETL/ELT, SSIS, APIs REST, Data Warehouse, Lakehouse, Azure Data Factory, Azure Synapse Analytics</w:t>
+      </w:r>
+      <w:r>
+        <w:rPr>
+          <w:color w:val="1A1A1A"/>
+          <w:sz w:val="18"/>
+          <w:szCs w:val="18"/>
+        </w:rPr>
+        <w:t>,</w:t>
+      </w:r>
+      <w:r>
+        <w:rPr>
+          <w:rFonts w:ascii="Times New Roman" w:eastAsia="Times New Roman" w:hAnsi="Symbol" w:cs="Times New Roman"/>
+          <w:sz w:val="24"/>
+          <w:szCs w:val="24"/>
+          <w:lang w:val="fr-FR" w:eastAsia="fr-FR"/>
+        </w:rPr>
         <w:t xml:space="preserve"> </w:t>
       </w:r>
       <w:r>
@@ -1258,201 +1295,109 @@
           <w:color w:val="1A1A1A"/>
           <w:sz w:val="18"/>
           <w:szCs w:val="18"/>
-        </w:rPr>
-        <w:t>Power BI, Power Query, Tableau, Excel, DAX, SSRS, SQL Server, T-SQL</w:t>
+          <w:lang w:val="fr-FR"/>
+        </w:rPr>
+        <w:t>Databricks</w:t>
+      </w:r>
+      <w:r>
+        <w:rPr>
+          <w:color w:val="1A1A1A"/>
+          <w:sz w:val="18"/>
+          <w:szCs w:val="18"/>
+          <w:lang w:val="fr-FR"/>
+        </w:rPr>
+        <w:t xml:space="preserve">, </w:t>
+      </w:r>
+      <w:r>
+        <w:rPr>
+          <w:color w:val="1A1A1A"/>
+          <w:sz w:val="18"/>
+          <w:szCs w:val="18"/>
+          <w:lang w:val="fr-FR"/>
+        </w:rPr>
+        <w:t>Apache Spark (PySpark)</w:t>
+      </w:r>
+      <w:r>
+        <w:rPr>
+          <w:color w:val="1A1A1A"/>
+          <w:sz w:val="18"/>
+          <w:szCs w:val="18"/>
+          <w:lang w:val="fr-FR"/>
+        </w:rPr>
+        <w:t xml:space="preserve">, </w:t>
+      </w:r>
+      <w:r>
+        <w:rPr>
+          <w:color w:val="1A1A1A"/>
+          <w:sz w:val="18"/>
+          <w:szCs w:val="18"/>
+          <w:lang w:val="fr-FR"/>
+        </w:rPr>
+        <w:t>Azure</w:t>
+      </w:r>
+      <w:r>
+        <w:rPr>
+          <w:color w:val="1A1A1A"/>
+          <w:sz w:val="18"/>
+          <w:szCs w:val="18"/>
+          <w:lang w:val="fr-FR"/>
+        </w:rPr>
+        <w:t xml:space="preserve">, </w:t>
+      </w:r>
+      <w:r>
+        <w:rPr>
+          <w:color w:val="1A1A1A"/>
+          <w:sz w:val="18"/>
+          <w:szCs w:val="18"/>
+          <w:lang w:val="fr-FR"/>
+        </w:rPr>
+        <w:t>Azure Data Lake Storage</w:t>
+      </w:r>
+      <w:r>
+        <w:rPr>
+          <w:color w:val="1A1A1A"/>
+          <w:sz w:val="18"/>
+          <w:szCs w:val="18"/>
+          <w:lang w:val="fr-FR"/>
+        </w:rPr>
+        <w:t xml:space="preserve">, </w:t>
+      </w:r>
+      <w:r>
+        <w:rPr>
+          <w:color w:val="1A1A1A"/>
+          <w:sz w:val="18"/>
+          <w:szCs w:val="18"/>
+          <w:lang w:val="fr-FR"/>
+        </w:rPr>
+        <w:t>Microsoft Fabric</w:t>
+      </w:r>
+      <w:r>
+        <w:rPr>
+          <w:color w:val="1A1A1A"/>
+          <w:sz w:val="18"/>
+          <w:szCs w:val="18"/>
+          <w:lang w:val="fr-FR"/>
+        </w:rPr>
+        <w:t xml:space="preserve">, </w:t>
+      </w:r>
+      <w:r>
+        <w:rPr>
+          <w:color w:val="1A1A1A"/>
+          <w:sz w:val="18"/>
+          <w:szCs w:val="18"/>
+          <w:lang w:val="fr-FR"/>
+        </w:rPr>
+        <w:t>Modélisation de données</w:t>
       </w:r>
     </w:p>
     <w:p>
       <w:pPr>
         <w:spacing w:after="60" w:line="240" w:lineRule="auto"/>
         <w:rPr>
-          <w:sz w:val="18"/>
-          <w:szCs w:val="18"/>
-        </w:rPr>
-      </w:pPr>
-      <w:r>
-        <w:rPr>
-          <w:b/>
           <w:color w:val="1A1A1A"/>
           <w:sz w:val="18"/>
           <w:szCs w:val="18"/>
-        </w:rPr>
-        <w:t xml:space="preserve">Machine </w:t>
-      </w:r>
-      <w:proofErr w:type="gramStart"/>
-      <w:r>
-        <w:rPr>
-          <w:b/>
-          <w:color w:val="1A1A1A"/>
-          <w:sz w:val="18"/>
-          <w:szCs w:val="18"/>
-        </w:rPr>
-        <w:t>Learning :</w:t>
-      </w:r>
-      <w:proofErr w:type="gramEnd"/>
-      <w:r>
-        <w:rPr>
-          <w:b/>
-          <w:color w:val="1A1A1A"/>
-          <w:sz w:val="18"/>
-          <w:szCs w:val="18"/>
-        </w:rPr>
-        <w:t xml:space="preserve"> </w:t>
-      </w:r>
-      <w:r>
-        <w:rPr>
-          <w:color w:val="1A1A1A"/>
-          <w:sz w:val="18"/>
-          <w:szCs w:val="18"/>
-        </w:rPr>
-        <w:t xml:space="preserve">Scikit-learn, XGBoost, LightGBM, Classification, Régression, Clustering, </w:t>
-      </w:r>
-      <w:proofErr w:type="spellStart"/>
-      <w:r>
-        <w:rPr>
-          <w:color w:val="1A1A1A"/>
-          <w:sz w:val="18"/>
-          <w:szCs w:val="18"/>
-        </w:rPr>
-        <w:t>Évaluation</w:t>
-      </w:r>
-      <w:proofErr w:type="spellEnd"/>
-      <w:r>
-        <w:rPr>
-          <w:color w:val="1A1A1A"/>
-          <w:sz w:val="18"/>
-          <w:szCs w:val="18"/>
-        </w:rPr>
-        <w:t xml:space="preserve"> et </w:t>
-      </w:r>
-      <w:proofErr w:type="spellStart"/>
-      <w:r>
-        <w:rPr>
-          <w:color w:val="1A1A1A"/>
-          <w:sz w:val="18"/>
-          <w:szCs w:val="18"/>
-        </w:rPr>
-        <w:t>optimisation</w:t>
-      </w:r>
-      <w:proofErr w:type="spellEnd"/>
-    </w:p>
-    <w:p>
-      <w:pPr>
-        <w:spacing w:after="60" w:line="240" w:lineRule="auto"/>
-        <w:rPr>
-          <w:sz w:val="18"/>
-          <w:szCs w:val="18"/>
-        </w:rPr>
-      </w:pPr>
-      <w:r>
-        <w:rPr>
-          <w:b/>
-          <w:color w:val="1A1A1A"/>
-          <w:sz w:val="18"/>
-          <w:szCs w:val="18"/>
-        </w:rPr>
-        <w:t xml:space="preserve">Data </w:t>
-      </w:r>
-      <w:proofErr w:type="gramStart"/>
-      <w:r>
-        <w:rPr>
-          <w:b/>
-          <w:color w:val="1A1A1A"/>
-          <w:sz w:val="18"/>
-          <w:szCs w:val="18"/>
-        </w:rPr>
-        <w:t>Visualisation :</w:t>
-      </w:r>
-      <w:proofErr w:type="gramEnd"/>
-      <w:r>
-        <w:rPr>
-          <w:b/>
-          <w:color w:val="1A1A1A"/>
-          <w:sz w:val="18"/>
-          <w:szCs w:val="18"/>
-        </w:rPr>
-        <w:t xml:space="preserve"> </w:t>
-      </w:r>
-      <w:r>
-        <w:rPr>
-          <w:color w:val="1A1A1A"/>
-          <w:sz w:val="18"/>
-          <w:szCs w:val="18"/>
-        </w:rPr>
-        <w:t>Matplotlib, Plotly, Streamlit</w:t>
-      </w:r>
-    </w:p>
-    <w:p>
-      <w:pPr>
-        <w:spacing w:after="60" w:line="240" w:lineRule="auto"/>
-        <w:rPr>
-          <w:sz w:val="18"/>
-          <w:szCs w:val="18"/>
-        </w:rPr>
-      </w:pPr>
-      <w:r>
-        <w:rPr>
-          <w:b/>
-          <w:color w:val="1A1A1A"/>
-          <w:sz w:val="18"/>
-          <w:szCs w:val="18"/>
-        </w:rPr>
-        <w:t xml:space="preserve">Data </w:t>
-      </w:r>
-      <w:proofErr w:type="gramStart"/>
-      <w:r>
-        <w:rPr>
-          <w:b/>
-          <w:color w:val="1A1A1A"/>
-          <w:sz w:val="18"/>
-          <w:szCs w:val="18"/>
-        </w:rPr>
-        <w:t>Engineering :</w:t>
-      </w:r>
-      <w:proofErr w:type="gramEnd"/>
-      <w:r>
-        <w:rPr>
-          <w:b/>
-          <w:color w:val="1A1A1A"/>
-          <w:sz w:val="18"/>
-          <w:szCs w:val="18"/>
-        </w:rPr>
-        <w:t xml:space="preserve"> </w:t>
-      </w:r>
-      <w:r>
-        <w:rPr>
-          <w:color w:val="1A1A1A"/>
-          <w:sz w:val="18"/>
-          <w:szCs w:val="18"/>
-        </w:rPr>
-        <w:t>ETL/ELT, SSIS, APIs REST, Data Warehouse, Lakehouse, Azure Data Factory, Azure Synapse Analytics</w:t>
-      </w:r>
-    </w:p>
-    <w:p>
-      <w:pPr>
-        <w:pBdr>
-          <w:bottom w:val="single" w:sz="6" w:space="1" w:color="1F4E79"/>
-        </w:pBdr>
-        <w:spacing w:before="60" w:after="20" w:line="240" w:lineRule="auto"/>
-        <w:rPr>
-          <w:sz w:val="22"/>
-        </w:rPr>
-      </w:pPr>
-      <w:r>
-        <w:rPr>
-          <w:b/>
-          <w:color w:val="1F4E79"/>
-          <w:sz w:val="22"/>
-        </w:rPr>
-        <w:t>PROJETS INFORMATIQUES</w:t>
-      </w:r>
-    </w:p>
-    <w:p>
-      <w:pPr>
-        <w:spacing w:after="0"/>
-        <w:rPr>
-          <w:sz w:val="18"/>
-          <w:szCs w:val="18"/>
+          <w:lang w:val="fr-FR"/>
         </w:rPr>
       </w:pPr>
       <w:r>
@@ -1462,9 +1407,92 @@
           <w:color w:val="1A1A1A"/>
           <w:sz w:val="18"/>
           <w:szCs w:val="18"/>
-        </w:rPr>
-        <w:t xml:space="preserve">• </w:t>
+          <w:lang w:val="fr-FR"/>
+        </w:rPr>
+        <w:t>Cloud &amp; MLOps</w:t>
       </w:r>
+      <w:r>
+        <w:rPr>
+          <w:color w:val="1A1A1A"/>
+          <w:sz w:val="18"/>
+          <w:szCs w:val="18"/>
+          <w:lang w:val="fr-FR"/>
+        </w:rPr>
+        <w:t xml:space="preserve"> </w:t>
+      </w:r>
+      <w:r>
+        <w:rPr>
+          <w:color w:val="1A1A1A"/>
+          <w:sz w:val="18"/>
+          <w:szCs w:val="18"/>
+          <w:lang w:val="fr-FR"/>
+        </w:rPr>
+        <w:t>:</w:t>
+      </w:r>
+      <w:r>
+        <w:rPr>
+          <w:color w:val="1A1A1A"/>
+          <w:sz w:val="18"/>
+          <w:szCs w:val="18"/>
+          <w:lang w:val="fr-FR"/>
+        </w:rPr>
+        <w:t xml:space="preserve"> </w:t>
+      </w:r>
+      <w:r>
+        <w:rPr>
+          <w:color w:val="1A1A1A"/>
+          <w:sz w:val="18"/>
+          <w:szCs w:val="18"/>
+          <w:lang w:val="fr-FR"/>
+        </w:rPr>
+        <w:t>Docker</w:t>
+      </w:r>
+      <w:r>
+        <w:rPr>
+          <w:color w:val="1A1A1A"/>
+          <w:sz w:val="18"/>
+          <w:szCs w:val="18"/>
+          <w:lang w:val="fr-FR"/>
+        </w:rPr>
+        <w:t xml:space="preserve">, </w:t>
+      </w:r>
+      <w:r>
+        <w:rPr>
+          <w:color w:val="1A1A1A"/>
+          <w:sz w:val="18"/>
+          <w:szCs w:val="18"/>
+          <w:lang w:val="fr-FR"/>
+        </w:rPr>
+        <w:t>Git</w:t>
+      </w:r>
+    </w:p>
+    <w:p>
+      <w:pPr>
+        <w:pBdr>
+          <w:bottom w:val="single" w:sz="6" w:space="1" w:color="1F4E79"/>
+        </w:pBdr>
+        <w:spacing w:before="60" w:after="20" w:line="240" w:lineRule="auto"/>
+        <w:rPr>
+          <w:sz w:val="22"/>
+        </w:rPr>
+      </w:pPr>
+      <w:r>
+        <w:rPr>
+          <w:b/>
+          <w:color w:val="1F4E79"/>
+          <w:sz w:val="22"/>
+        </w:rPr>
+        <w:t>PROJETS INFORMATIQUES</w:t>
+      </w:r>
+    </w:p>
+    <w:p>
+      <w:pPr>
+        <w:spacing w:after="0"/>
+        <w:rPr>
+          <w:sz w:val="17"/>
+          <w:szCs w:val="17"/>
+        </w:rPr>
+      </w:pPr>
       <w:r>
         <w:rPr>
           <w:b/>
@@ -1475,16 +1503,13 @@
         </w:rPr>
         <w:t>Financial Analytics – Fabric &amp; Power BI</w:t>
       </w:r>
-    </w:p>
-    <w:p>
-      <w:pPr>
-        <w:spacing w:before="60" w:after="20"/>
-        <w:rPr>
-          <w:sz w:val="17"/>
-          <w:szCs w:val="17"/>
-        </w:rPr>
-      </w:pPr>
-      <w:proofErr w:type="gramStart"/>
+      <w:r>
+        <w:rPr>
+          <w:sz w:val="18"/>
+          <w:szCs w:val="18"/>
+        </w:rPr>
+        <w:t xml:space="preserve">                                                                                                                                                       </w:t>
+      </w:r>
       <w:r>
         <w:rPr>
           <w:b/>
@@ -1493,54 +1518,8 @@
           <w:sz w:val="17"/>
           <w:szCs w:val="17"/>
         </w:rPr>
-        <w:t>Stack</w:t>
+        <w:t xml:space="preserve">• </w:t>
       </w:r>
-      <w:r>
-        <w:rPr>
-          <w:color w:val="1A1A1A"/>
-          <w:sz w:val="17"/>
-          <w:szCs w:val="17"/>
-        </w:rPr>
-        <w:t xml:space="preserve"> :</w:t>
-      </w:r>
-      <w:proofErr w:type="gramEnd"/>
-      <w:r>
-        <w:rPr>
-          <w:color w:val="1A1A1A"/>
-          <w:sz w:val="17"/>
-          <w:szCs w:val="17"/>
-        </w:rPr>
-        <w:t xml:space="preserve"> Microsoft Fabric, </w:t>
-      </w:r>
-      <w:proofErr w:type="spellStart"/>
-      <w:r>
-        <w:rPr>
-          <w:color w:val="1A1A1A"/>
-          <w:sz w:val="17"/>
-          <w:szCs w:val="17"/>
-        </w:rPr>
-        <w:t>PySpark</w:t>
-      </w:r>
-      <w:proofErr w:type="spellEnd"/>
-      <w:r>
-        <w:rPr>
-          <w:color w:val="1A1A1A"/>
-          <w:sz w:val="17"/>
-          <w:szCs w:val="17"/>
-        </w:rPr>
-        <w:t>, Power BI</w:t>
-      </w:r>
-    </w:p>
-    <w:p>
-      <w:pPr>
-        <w:spacing w:before="60" w:after="20"/>
-        <w:rPr>
-          <w:sz w:val="17"/>
-          <w:szCs w:val="17"/>
-        </w:rPr>
-      </w:pPr>
-      <w:proofErr w:type="spellStart"/>
-      <w:proofErr w:type="gramStart"/>
       <w:r>
         <w:rPr>
           <w:b/>
@@ -1548,54 +1527,25 @@
           <w:color w:val="1A1A1A"/>
           <w:sz w:val="17"/>
           <w:szCs w:val="17"/>
-        </w:rPr>
-        <w:t>Résultat</w:t>
+          <w:u w:val="single"/>
+        </w:rPr>
+        <w:t>Stack</w:t>
       </w:r>
-      <w:proofErr w:type="spellEnd"/>
       <w:r>
         <w:rPr>
           <w:color w:val="1A1A1A"/>
           <w:sz w:val="17"/>
           <w:szCs w:val="17"/>
         </w:rPr>
-        <w:t xml:space="preserve"> :</w:t>
+        <w:t xml:space="preserve"> : Microsoft Fabric, PySpark, Power BI</w:t>
       </w:r>
-      <w:proofErr w:type="gramEnd"/>
       <w:r>
-        <w:rPr>
-          <w:color w:val="1A1A1A"/>
-          <w:sz w:val="17"/>
-          <w:szCs w:val="17"/>
-        </w:rPr>
-        <w:t xml:space="preserve"> Pilotage financier, architecture </w:t>
-      </w:r>
-      <w:proofErr w:type="spellStart"/>
-      <w:r>
-        <w:rPr>
-          <w:color w:val="1A1A1A"/>
-          <w:sz w:val="17"/>
-          <w:szCs w:val="17"/>
-        </w:rPr>
-        <w:t>médaillon</w:t>
-      </w:r>
-      <w:proofErr w:type="spellEnd"/>
-      <w:r>
-        <w:rPr>
-          <w:color w:val="1A1A1A"/>
-          <w:sz w:val="17"/>
-          <w:szCs w:val="17"/>
-        </w:rPr>
-        <w:t xml:space="preserve"> Bronze/Silver/Gold</w:t>
-      </w:r>
-    </w:p>
-    <w:p>
-      <w:pPr>
-        <w:spacing w:before="60" w:after="20"/>
         <w:rPr>
           <w:sz w:val="18"/>
           <w:szCs w:val="18"/>
         </w:rPr>
-      </w:pPr>
+        <w:t xml:space="preserve">                                                                                                                                                      </w:t>
+      </w:r>
       <w:r>
         <w:rPr>
           <w:b/>
@@ -1611,10 +1561,19 @@
           <w:b/>
           <w:bCs/>
           <w:color w:val="1A1A1A"/>
-          <w:sz w:val="18"/>
-          <w:szCs w:val="18"/>
-        </w:rPr>
-        <w:t>Customer Intelligence – Segmentation, Churn &amp; Lead Scoring</w:t>
+          <w:sz w:val="17"/>
+          <w:szCs w:val="17"/>
+          <w:u w:val="single"/>
+        </w:rPr>
+        <w:t>Résultat</w:t>
+      </w:r>
+      <w:r>
+        <w:rPr>
+          <w:color w:val="1A1A1A"/>
+          <w:sz w:val="17"/>
+          <w:szCs w:val="17"/>
+        </w:rPr>
+        <w:t xml:space="preserve"> : Pilotage financier, architecture médaillon Bronze/Silver/Gold</w:t>
       </w:r>
     </w:p>
     <w:p>
@@ -1625,7 +1584,31 @@
           <w:szCs w:val="17"/>
         </w:rPr>
       </w:pPr>
-      <w:proofErr w:type="gramStart"/>
+      <w:r>
+        <w:rPr>
+          <w:b/>
+          <w:bCs/>
+          <w:color w:val="1A1A1A"/>
+          <w:sz w:val="18"/>
+          <w:szCs w:val="18"/>
+        </w:rPr>
+        <w:t>Customer Intelligence – Segmentation, Churn &amp; Lead Scoring</w:t>
+      </w:r>
+      <w:r>
+        <w:rPr>
+          <w:sz w:val="18"/>
+          <w:szCs w:val="18"/>
+        </w:rPr>
+        <w:t xml:space="preserve">                                                                                                            </w:t>
+      </w:r>
+      <w:r>
+        <w:rPr>
+          <w:color w:val="1A1A1A"/>
+          <w:sz w:val="17"/>
+          <w:szCs w:val="17"/>
+        </w:rPr>
+        <w:t xml:space="preserve">• </w:t>
+      </w:r>
       <w:r>
         <w:rPr>
           <w:b/>
@@ -1633,6 +1616,7 @@
           <w:color w:val="1A1A1A"/>
           <w:sz w:val="17"/>
           <w:szCs w:val="17"/>
+          <w:u w:val="single"/>
         </w:rPr>
         <w:t>Stack</w:t>
       </w:r>
@@ -1642,46 +1626,23 @@
           <w:sz w:val="17"/>
           <w:szCs w:val="17"/>
         </w:rPr>
-        <w:t xml:space="preserve"> :</w:t>
+        <w:t xml:space="preserve"> : Python, XGBoost, SHAP, Power BI</w:t>
       </w:r>
-      <w:proofErr w:type="gramEnd"/>
+      <w:r>
+        <w:rPr>
+          <w:sz w:val="18"/>
+          <w:szCs w:val="18"/>
+        </w:rPr>
+        <w:t xml:space="preserve">                                                                                                                                                        </w:t>
+      </w:r>
       <w:r>
         <w:rPr>
           <w:color w:val="1A1A1A"/>
           <w:sz w:val="17"/>
           <w:szCs w:val="17"/>
         </w:rPr>
-        <w:t xml:space="preserve"> Python, </w:t>
+        <w:t xml:space="preserve">• </w:t>
       </w:r>
-      <w:proofErr w:type="spellStart"/>
-      <w:r>
-        <w:rPr>
-          <w:color w:val="1A1A1A"/>
-          <w:sz w:val="17"/>
-          <w:szCs w:val="17"/>
-        </w:rPr>
-        <w:t>XGBoost</w:t>
-      </w:r>
-      <w:proofErr w:type="spellEnd"/>
-      <w:r>
-        <w:rPr>
-          <w:color w:val="1A1A1A"/>
-          <w:sz w:val="17"/>
-          <w:szCs w:val="17"/>
-        </w:rPr>
-        <w:t>, SHAP, Power BI</w:t>
-      </w:r>
-    </w:p>
-    <w:p>
-      <w:pPr>
-        <w:spacing w:before="60" w:after="20"/>
-        <w:rPr>
-          <w:sz w:val="17"/>
-          <w:szCs w:val="17"/>
-        </w:rPr>
-      </w:pPr>
-      <w:proofErr w:type="spellStart"/>
-      <w:proofErr w:type="gramStart"/>
       <w:r>
         <w:rPr>
           <w:b/>
@@ -1689,72 +1650,52 @@
           <w:color w:val="1A1A1A"/>
           <w:sz w:val="17"/>
           <w:szCs w:val="17"/>
+          <w:u w:val="single"/>
         </w:rPr>
         <w:t>Résultat</w:t>
       </w:r>
-      <w:proofErr w:type="spellEnd"/>
       <w:r>
         <w:rPr>
           <w:color w:val="1A1A1A"/>
           <w:sz w:val="17"/>
           <w:szCs w:val="17"/>
         </w:rPr>
-        <w:t xml:space="preserve"> :</w:t>
+        <w:t xml:space="preserve"> : Segmentation K-Means, churn (78% de rappel), lead scoring (78% des conversions captées avec 40% d'effort)</w:t>
       </w:r>
-      <w:proofErr w:type="gramEnd"/>
+    </w:p>
+    <w:p>
+      <w:pPr>
+        <w:spacing w:before="60" w:after="20"/>
+        <w:rPr>
+          <w:sz w:val="17"/>
+          <w:szCs w:val="17"/>
+        </w:rPr>
+      </w:pPr>
+      <w:r>
+        <w:rPr>
+          <w:b/>
+          <w:bCs/>
+          <w:color w:val="1A1A1A"/>
+          <w:sz w:val="18"/>
+          <w:szCs w:val="18"/>
+        </w:rPr>
+        <w:t>Credit Risk &amp; Anomaly Detection – Scoring &amp; Fraude</w:t>
+      </w:r>
+      <w:r>
+        <w:rPr>
+          <w:sz w:val="18"/>
+          <w:szCs w:val="18"/>
+        </w:rPr>
+        <w:t xml:space="preserve">                                                                                                                                     </w:t>
+      </w:r>
       <w:r>
         <w:rPr>
           <w:color w:val="1A1A1A"/>
           <w:sz w:val="17"/>
           <w:szCs w:val="17"/>
         </w:rPr>
-        <w:t xml:space="preserve"> Segmentation K-Means, churn (78% de rappel), lead scoring (78% des conversions </w:t>
+        <w:t xml:space="preserve">• </w:t>
       </w:r>
-      <w:proofErr w:type="spellStart"/>
-      <w:r>
-        <w:rPr>
-          <w:color w:val="1A1A1A"/>
-          <w:sz w:val="17"/>
-          <w:szCs w:val="17"/>
-        </w:rPr>
-        <w:t>captées</w:t>
-      </w:r>
-      <w:proofErr w:type="spellEnd"/>
-      <w:r>
-        <w:rPr>
-          <w:color w:val="1A1A1A"/>
-          <w:sz w:val="17"/>
-          <w:szCs w:val="17"/>
-        </w:rPr>
-        <w:t xml:space="preserve"> avec 40% </w:t>
-      </w:r>
-      <w:proofErr w:type="spellStart"/>
-      <w:r>
-        <w:rPr>
-          <w:color w:val="1A1A1A"/>
-          <w:sz w:val="17"/>
-          <w:szCs w:val="17"/>
-        </w:rPr>
-        <w:t>d'effort</w:t>
-      </w:r>
-      <w:proofErr w:type="spellEnd"/>
-      <w:r>
-        <w:rPr>
-          <w:color w:val="1A1A1A"/>
-          <w:sz w:val="17"/>
-          <w:szCs w:val="17"/>
-        </w:rPr>
-        <w:t>)</w:t>
-      </w:r>
-    </w:p>
-    <w:p>
-      <w:pPr>
-        <w:spacing w:before="60" w:after="20"/>
-        <w:rPr>
-          <w:sz w:val="18"/>
-          <w:szCs w:val="18"/>
-        </w:rPr>
-      </w:pPr>
       <w:r>
         <w:rPr>
           <w:b/>
@@ -1762,9 +1703,63 @@
           <w:color w:val="1A1A1A"/>
           <w:sz w:val="17"/>
           <w:szCs w:val="17"/>
+          <w:u w:val="single"/>
+        </w:rPr>
+        <w:t>Stack</w:t>
+      </w:r>
+      <w:r>
+        <w:rPr>
+          <w:color w:val="1A1A1A"/>
+          <w:sz w:val="17"/>
+          <w:szCs w:val="17"/>
+        </w:rPr>
+        <w:t xml:space="preserve"> : Python, XGBoost, SHAP, Scikit-learn</w:t>
+      </w:r>
+      <w:r>
+        <w:rPr>
+          <w:sz w:val="18"/>
+          <w:szCs w:val="18"/>
+        </w:rPr>
+        <w:t xml:space="preserve">                                                                                                                                                         </w:t>
+      </w:r>
+      <w:r>
+        <w:rPr>
+          <w:b/>
+          <w:bCs/>
+          <w:color w:val="1A1A1A"/>
+          <w:sz w:val="17"/>
+          <w:szCs w:val="17"/>
         </w:rPr>
         <w:t xml:space="preserve">• </w:t>
       </w:r>
+      <w:r>
+        <w:rPr>
+          <w:b/>
+          <w:bCs/>
+          <w:color w:val="1A1A1A"/>
+          <w:sz w:val="17"/>
+          <w:szCs w:val="17"/>
+          <w:u w:val="single"/>
+        </w:rPr>
+        <w:t>Résultat</w:t>
+      </w:r>
+      <w:r>
+        <w:rPr>
+          <w:color w:val="1A1A1A"/>
+          <w:sz w:val="17"/>
+          <w:szCs w:val="17"/>
+        </w:rPr>
+        <w:t xml:space="preserve"> : Scoring de risque crédit (rappel x18 vs baseline), détection de fraude non supervisée (Isolation Forest, DBSCAN)</w:t>
+      </w:r>
+    </w:p>
+    <w:p>
+      <w:pPr>
+        <w:spacing w:before="60" w:after="20"/>
+        <w:rPr>
+          <w:sz w:val="17"/>
+          <w:szCs w:val="17"/>
+        </w:rPr>
+      </w:pPr>
       <w:r>
         <w:rPr>
           <w:b/>
@@ -1773,30 +1768,15 @@
           <w:sz w:val="18"/>
           <w:szCs w:val="18"/>
         </w:rPr>
-        <w:t xml:space="preserve">Credit Risk &amp; Anomaly Detection – Scoring &amp; </w:t>
+        <w:t>Customer Cohort &amp; Churn – Databricks &amp; Power BI</w:t>
       </w:r>
-      <w:proofErr w:type="spellStart"/>
       <w:r>
         <w:rPr>
-          <w:b/>
-          <w:bCs/>
-          <w:color w:val="1A1A1A"/>
           <w:sz w:val="18"/>
           <w:szCs w:val="18"/>
         </w:rPr>
-        <w:t>Fraude</w:t>
+        <w:t xml:space="preserve">                                                                                                                                       </w:t>
       </w:r>
-      <w:proofErr w:type="spellEnd"/>
-    </w:p>
-    <w:p>
-      <w:pPr>
-        <w:spacing w:before="60" w:after="20"/>
-        <w:rPr>
-          <w:sz w:val="17"/>
-          <w:szCs w:val="17"/>
-        </w:rPr>
-      </w:pPr>
-      <w:proofErr w:type="gramStart"/>
       <w:r>
         <w:rPr>
           <w:b/>
@@ -1805,54 +1785,8 @@
           <w:sz w:val="17"/>
           <w:szCs w:val="17"/>
         </w:rPr>
-        <w:t>Stack</w:t>
+        <w:t xml:space="preserve">• </w:t>
       </w:r>
-      <w:r>
-        <w:rPr>
-          <w:color w:val="1A1A1A"/>
-          <w:sz w:val="17"/>
-          <w:szCs w:val="17"/>
-        </w:rPr>
-        <w:t xml:space="preserve"> :</w:t>
-      </w:r>
-      <w:proofErr w:type="gramEnd"/>
-      <w:r>
-        <w:rPr>
-          <w:color w:val="1A1A1A"/>
-          <w:sz w:val="17"/>
-          <w:szCs w:val="17"/>
-        </w:rPr>
-        <w:t xml:space="preserve"> Python, </w:t>
-      </w:r>
-      <w:proofErr w:type="spellStart"/>
-      <w:r>
-        <w:rPr>
-          <w:color w:val="1A1A1A"/>
-          <w:sz w:val="17"/>
-          <w:szCs w:val="17"/>
-        </w:rPr>
-        <w:t>XGBoost</w:t>
-      </w:r>
-      <w:proofErr w:type="spellEnd"/>
-      <w:r>
-        <w:rPr>
-          <w:color w:val="1A1A1A"/>
-          <w:sz w:val="17"/>
-          <w:szCs w:val="17"/>
-        </w:rPr>
-        <w:t>, SHAP, Scikit-learn</w:t>
-      </w:r>
-    </w:p>
-    <w:p>
-      <w:pPr>
-        <w:spacing w:before="60" w:after="20"/>
-        <w:rPr>
-          <w:sz w:val="17"/>
-          <w:szCs w:val="17"/>
-        </w:rPr>
-      </w:pPr>
-      <w:proofErr w:type="spellStart"/>
-      <w:proofErr w:type="gramStart"/>
       <w:r>
         <w:rPr>
           <w:b/>
@@ -1860,156 +1794,25 @@
           <w:color w:val="1A1A1A"/>
           <w:sz w:val="17"/>
           <w:szCs w:val="17"/>
-        </w:rPr>
-        <w:t>Résultat</w:t>
+          <w:u w:val="single"/>
+        </w:rPr>
+        <w:t>Stack</w:t>
       </w:r>
-      <w:proofErr w:type="spellEnd"/>
       <w:r>
         <w:rPr>
           <w:color w:val="1A1A1A"/>
           <w:sz w:val="17"/>
           <w:szCs w:val="17"/>
         </w:rPr>
-        <w:t xml:space="preserve"> :</w:t>
+        <w:t xml:space="preserve"> : Azure Data Factory, Databricks, Machine Learning, Power BI</w:t>
       </w:r>
-      <w:proofErr w:type="gramEnd"/>
       <w:r>
-        <w:rPr>
-          <w:color w:val="1A1A1A"/>
-          <w:sz w:val="17"/>
-          <w:szCs w:val="17"/>
-        </w:rPr>
-        <w:t xml:space="preserve"> Scoring de </w:t>
-      </w:r>
-      <w:proofErr w:type="spellStart"/>
-      <w:r>
-        <w:rPr>
-          <w:color w:val="1A1A1A"/>
-          <w:sz w:val="17"/>
-          <w:szCs w:val="17"/>
-        </w:rPr>
-        <w:t>risque</w:t>
-      </w:r>
-      <w:proofErr w:type="spellEnd"/>
-      <w:r>
-        <w:rPr>
-          <w:color w:val="1A1A1A"/>
-          <w:sz w:val="17"/>
-          <w:szCs w:val="17"/>
-        </w:rPr>
-        <w:t xml:space="preserve"> </w:t>
-      </w:r>
-      <w:proofErr w:type="spellStart"/>
-      <w:r>
-        <w:rPr>
-          <w:color w:val="1A1A1A"/>
-          <w:sz w:val="17"/>
-          <w:szCs w:val="17"/>
-        </w:rPr>
-        <w:t>crédit</w:t>
-      </w:r>
-      <w:proofErr w:type="spellEnd"/>
-      <w:r>
-        <w:rPr>
-          <w:color w:val="1A1A1A"/>
-          <w:sz w:val="17"/>
-          <w:szCs w:val="17"/>
-        </w:rPr>
-        <w:t xml:space="preserve"> (rappel x18 vs baseline), </w:t>
-      </w:r>
-      <w:proofErr w:type="spellStart"/>
-      <w:r>
-        <w:rPr>
-          <w:color w:val="1A1A1A"/>
-          <w:sz w:val="17"/>
-          <w:szCs w:val="17"/>
-        </w:rPr>
-        <w:t>détection</w:t>
-      </w:r>
-      <w:proofErr w:type="spellEnd"/>
-      <w:r>
-        <w:rPr>
-          <w:color w:val="1A1A1A"/>
-          <w:sz w:val="17"/>
-          <w:szCs w:val="17"/>
-        </w:rPr>
-        <w:t xml:space="preserve"> de </w:t>
-      </w:r>
-      <w:proofErr w:type="spellStart"/>
-      <w:r>
-        <w:rPr>
-          <w:color w:val="1A1A1A"/>
-          <w:sz w:val="17"/>
-          <w:szCs w:val="17"/>
-        </w:rPr>
-        <w:t>fraude</w:t>
-      </w:r>
-      <w:proofErr w:type="spellEnd"/>
-      <w:r>
-        <w:rPr>
-          <w:color w:val="1A1A1A"/>
-          <w:sz w:val="17"/>
-          <w:szCs w:val="17"/>
-        </w:rPr>
-        <w:t xml:space="preserve"> non </w:t>
-      </w:r>
-      <w:proofErr w:type="spellStart"/>
-      <w:r>
-        <w:rPr>
-          <w:color w:val="1A1A1A"/>
-          <w:sz w:val="17"/>
-          <w:szCs w:val="17"/>
-        </w:rPr>
-        <w:t>supervisée</w:t>
-      </w:r>
-      <w:proofErr w:type="spellEnd"/>
-      <w:r>
-        <w:rPr>
-          <w:color w:val="1A1A1A"/>
-          <w:sz w:val="17"/>
-          <w:szCs w:val="17"/>
-        </w:rPr>
-        <w:t xml:space="preserve"> (Isolation Forest, DBSCAN)</w:t>
-      </w:r>
-    </w:p>
-    <w:p>
-      <w:pPr>
-        <w:spacing w:before="60" w:after="20"/>
         <w:rPr>
           <w:sz w:val="18"/>
           <w:szCs w:val="18"/>
         </w:rPr>
-      </w:pPr>
-      <w:r>
-        <w:rPr>
-          <w:b/>
-          <w:bCs/>
-          <w:color w:val="1A1A1A"/>
-          <w:sz w:val="18"/>
-          <w:szCs w:val="18"/>
-        </w:rPr>
-        <w:t xml:space="preserve">• </w:t>
+        <w:t xml:space="preserve">                                                                                                               </w:t>
       </w:r>
-      <w:r>
-        <w:rPr>
-          <w:b/>
-          <w:bCs/>
-          <w:color w:val="1A1A1A"/>
-          <w:sz w:val="18"/>
-          <w:szCs w:val="18"/>
-        </w:rPr>
-        <w:t>Customer Cohort &amp; Churn – Databricks &amp; Power BI</w:t>
-      </w:r>
-    </w:p>
-    <w:p>
-      <w:pPr>
-        <w:spacing w:before="60" w:after="20"/>
-        <w:rPr>
-          <w:sz w:val="17"/>
-          <w:szCs w:val="17"/>
-        </w:rPr>
-      </w:pPr>
-      <w:proofErr w:type="gramStart"/>
       <w:r>
         <w:rPr>
           <w:b/>
@@ -2018,36 +1821,8 @@
           <w:sz w:val="17"/>
           <w:szCs w:val="17"/>
         </w:rPr>
-        <w:t>Stack</w:t>
+        <w:t xml:space="preserve">• </w:t>
       </w:r>
-      <w:r>
-        <w:rPr>
-          <w:color w:val="1A1A1A"/>
-          <w:sz w:val="17"/>
-          <w:szCs w:val="17"/>
-        </w:rPr>
-        <w:t xml:space="preserve"> :</w:t>
-      </w:r>
-      <w:proofErr w:type="gramEnd"/>
-      <w:r>
-        <w:rPr>
-          <w:color w:val="1A1A1A"/>
-          <w:sz w:val="17"/>
-          <w:szCs w:val="17"/>
-        </w:rPr>
-        <w:t xml:space="preserve"> Azure Data Factory, Databricks, Machine Learning, Power BI</w:t>
-      </w:r>
-    </w:p>
-    <w:p>
-      <w:pPr>
-        <w:spacing w:before="60" w:after="20"/>
-        <w:rPr>
-          <w:sz w:val="17"/>
-          <w:szCs w:val="17"/>
-        </w:rPr>
-      </w:pPr>
-      <w:proofErr w:type="spellStart"/>
-      <w:proofErr w:type="gramStart"/>
       <w:r>
         <w:rPr>
           <w:b/>
@@ -2055,62 +1830,17 @@
           <w:color w:val="1A1A1A"/>
           <w:sz w:val="17"/>
           <w:szCs w:val="17"/>
+          <w:u w:val="single"/>
         </w:rPr>
         <w:t>Résultat</w:t>
       </w:r>
-      <w:proofErr w:type="spellEnd"/>
       <w:r>
         <w:rPr>
           <w:color w:val="1A1A1A"/>
           <w:sz w:val="17"/>
           <w:szCs w:val="17"/>
         </w:rPr>
-        <w:t xml:space="preserve"> :</w:t>
-      </w:r>
-      <w:proofErr w:type="gramEnd"/>
-      <w:r>
-        <w:rPr>
-          <w:color w:val="1A1A1A"/>
-          <w:sz w:val="17"/>
-          <w:szCs w:val="17"/>
-        </w:rPr>
-        <w:t xml:space="preserve"> </w:t>
-      </w:r>
-      <w:proofErr w:type="spellStart"/>
-      <w:r>
-        <w:rPr>
-          <w:color w:val="1A1A1A"/>
-          <w:sz w:val="17"/>
-          <w:szCs w:val="17"/>
-        </w:rPr>
-        <w:t>Cohortes</w:t>
-      </w:r>
-      <w:proofErr w:type="spellEnd"/>
-      <w:r>
-        <w:rPr>
-          <w:color w:val="1A1A1A"/>
-          <w:sz w:val="17"/>
-          <w:szCs w:val="17"/>
-        </w:rPr>
-        <w:t xml:space="preserve"> de </w:t>
-      </w:r>
-      <w:proofErr w:type="spellStart"/>
-      <w:r>
-        <w:rPr>
-          <w:color w:val="1A1A1A"/>
-          <w:sz w:val="17"/>
-          <w:szCs w:val="17"/>
-        </w:rPr>
-        <w:t>rétention</w:t>
-      </w:r>
-      <w:proofErr w:type="spellEnd"/>
-      <w:r>
-        <w:rPr>
-          <w:color w:val="1A1A1A"/>
-          <w:sz w:val="17"/>
-          <w:szCs w:val="17"/>
-        </w:rPr>
-        <w:t xml:space="preserve"> et scoring de churn (AUC-ROC 0,947)</w:t>
+        <w:t xml:space="preserve"> : Cohortes de rétention et scoring de churn (AUC-ROC 0,947)</w:t>
       </w:r>
     </w:p>
     <w:p>
@@ -2136,24 +1866,24 @@
       <w:pPr>
         <w:spacing w:after="0" w:line="240" w:lineRule="auto"/>
         <w:rPr>
-          <w:sz w:val="17"/>
-          <w:szCs w:val="17"/>
+          <w:sz w:val="18"/>
+          <w:szCs w:val="18"/>
         </w:rPr>
       </w:pPr>
       <w:r>
         <w:rPr>
           <w:b/>
           <w:color w:val="1A1A1A"/>
-          <w:sz w:val="17"/>
-          <w:szCs w:val="17"/>
+          <w:sz w:val="18"/>
+          <w:szCs w:val="18"/>
         </w:rPr>
         <w:t>Français</w:t>
       </w:r>
       <w:r>
         <w:rPr>
           <w:color w:val="1A1A1A"/>
-          <w:sz w:val="17"/>
-          <w:szCs w:val="17"/>
+          <w:sz w:val="18"/>
+          <w:szCs w:val="18"/>
         </w:rPr>
         <w:t xml:space="preserve"> (Langue maternelle), </w:t>
       </w:r>
@@ -2161,16 +1891,16 @@
         <w:rPr>
           <w:b/>
           <w:color w:val="1A1A1A"/>
-          <w:sz w:val="17"/>
-          <w:szCs w:val="17"/>
+          <w:sz w:val="18"/>
+          <w:szCs w:val="18"/>
         </w:rPr>
         <w:t>Anglais</w:t>
       </w:r>
       <w:r>
         <w:rPr>
           <w:color w:val="1A1A1A"/>
-          <w:sz w:val="17"/>
-          <w:szCs w:val="17"/>
+          <w:sz w:val="18"/>
+          <w:szCs w:val="18"/>
         </w:rPr>
         <w:t xml:space="preserve"> (Intermédiaire), </w:t>
       </w:r>
@@ -2178,16 +1908,16 @@
         <w:rPr>
           <w:b/>
           <w:color w:val="1A1A1A"/>
-          <w:sz w:val="17"/>
-          <w:szCs w:val="17"/>
+          <w:sz w:val="18"/>
+          <w:szCs w:val="18"/>
         </w:rPr>
         <w:t>Espagnol</w:t>
       </w:r>
       <w:r>
         <w:rPr>
           <w:color w:val="1A1A1A"/>
-          <w:sz w:val="17"/>
-          <w:szCs w:val="17"/>
+          <w:sz w:val="18"/>
+          <w:szCs w:val="18"/>
         </w:rPr>
         <w:t xml:space="preserve"> (Débutant)</w:t>
       </w:r>
@@ -2717,6 +2447,155 @@
     </w:lvl>
   </w:abstractNum>
   <w:abstractNum w:abstractNumId="12" w15:restartNumberingAfterBreak="0">
+    <w:nsid w:val="5ACB78C1"/>
+    <w:multiLevelType w:val="multilevel"/>
+    <w:tmpl w:val="CAC476EA"/>
+    <w:lvl w:ilvl="0">
+      <w:start w:val="1"/>
+      <w:numFmt w:val="bullet"/>
+      <w:lvlText w:val=""/>
+      <w:lvlJc w:val="left"/>
+      <w:pPr>
+        <w:tabs>
+          <w:tab w:val="num" w:pos="720"/>
+        </w:tabs>
+        <w:ind w:left="720" w:hanging="360"/>
+      </w:pPr>
+      <w:rPr>
+        <w:rFonts w:ascii="Symbol" w:hAnsi="Symbol" w:hint="default"/>
+        <w:sz w:val="20"/>
+      </w:rPr>
+    </w:lvl>
+    <w:lvl w:ilvl="1" w:tentative="1">
+      <w:start w:val="1"/>
+      <w:numFmt w:val="bullet"/>
+      <w:lvlText w:val="o"/>
+      <w:lvlJc w:val="left"/>
+      <w:pPr>
+        <w:tabs>
+          <w:tab w:val="num" w:pos="1440"/>
+        </w:tabs>
+        <w:ind w:left="1440" w:hanging="360"/>
+      </w:pPr>
+      <w:rPr>
+        <w:rFonts w:ascii="Courier New" w:hAnsi="Courier New" w:hint="default"/>
+        <w:sz w:val="20"/>
+      </w:rPr>
+    </w:lvl>
+    <w:lvl w:ilvl="2" w:tentative="1">
+      <w:start w:val="1"/>
+      <w:numFmt w:val="bullet"/>
+      <w:lvlText w:val=""/>
+      <w:lvlJc w:val="left"/>
+      <w:pPr>
+        <w:tabs>
+          <w:tab w:val="num" w:pos="2160"/>
+        </w:tabs>
+        <w:ind w:left="2160" w:hanging="360"/>
+      </w:pPr>
+      <w:rPr>
+        <w:rFonts w:ascii="Wingdings" w:hAnsi="Wingdings" w:hint="default"/>
+        <w:sz w:val="20"/>
+      </w:rPr>
+    </w:lvl>
+    <w:lvl w:ilvl="3" w:tentative="1">
+      <w:start w:val="1"/>
+      <w:numFmt w:val="bullet"/>
+      <w:lvlText w:val=""/>
+      <w:lvlJc w:val="left"/>
+      <w:pPr>
+        <w:tabs>
+          <w:tab w:val="num" w:pos="2880"/>
+        </w:tabs>
+        <w:ind w:left="2880" w:hanging="360"/>
+      </w:pPr>
+      <w:rPr>
+        <w:rFonts w:ascii="Wingdings" w:hAnsi="Wingdings" w:hint="default"/>
+        <w:sz w:val="20"/>
+      </w:rPr>
+    </w:lvl>
+    <w:lvl w:ilvl="4" w:tentative="1">
+      <w:start w:val="1"/>
+      <w:numFmt w:val="bullet"/>
+      <w:lvlText w:val=""/>
+      <w:lvlJc w:val="left"/>
+      <w:pPr>
+        <w:tabs>
+          <w:tab w:val="num" w:pos="3600"/>
+        </w:tabs>
+        <w:ind w:left="3600" w:hanging="360"/>
+      </w:pPr>
+      <w:rPr>
+        <w:rFonts w:ascii="Wingdings" w:hAnsi="Wingdings" w:hint="default"/>
+        <w:sz w:val="20"/>
+      </w:rPr>
+    </w:lvl>
+    <w:lvl w:ilvl="5" w:tentative="1">
+      <w:start w:val="1"/>
+      <w:numFmt w:val="bullet"/>
+      <w:lvlText w:val=""/>
+      <w:lvlJc w:val="left"/>
+      <w:pPr>
+        <w:tabs>
+          <w:tab w:val="num" w:pos="4320"/>
+        </w:tabs>
+        <w:ind w:left="4320" w:hanging="360"/>
+      </w:pPr>
+      <w:rPr>
+        <w:rFonts w:ascii="Wingdings" w:hAnsi="Wingdings" w:hint="default"/>
+        <w:sz w:val="20"/>
+      </w:rPr>
+    </w:lvl>
+    <w:lvl w:ilvl="6" w:tentative="1">
+      <w:start w:val="1"/>
+      <w:numFmt w:val="bullet"/>
+      <w:lvlText w:val=""/>
+      <w:lvlJc w:val="left"/>
+      <w:pPr>
+        <w:tabs>
+          <w:tab w:val="num" w:pos="5040"/>
+        </w:tabs>
+        <w:ind w:left="5040" w:hanging="360"/>
+      </w:pPr>
+      <w:rPr>
+        <w:rFonts w:ascii="Wingdings" w:hAnsi="Wingdings" w:hint="default"/>
+        <w:sz w:val="20"/>
+      </w:rPr>
+    </w:lvl>
+    <w:lvl w:ilvl="7" w:tentative="1">
+      <w:start w:val="1"/>
+      <w:numFmt w:val="bullet"/>
+      <w:lvlText w:val=""/>
+      <w:lvlJc w:val="left"/>
+      <w:pPr>
+        <w:tabs>
+          <w:tab w:val="num" w:pos="5760"/>
+        </w:tabs>
+        <w:ind w:left="5760" w:hanging="360"/>
+      </w:pPr>
+      <w:rPr>
+        <w:rFonts w:ascii="Wingdings" w:hAnsi="Wingdings" w:hint="default"/>
+        <w:sz w:val="20"/>
+      </w:rPr>
+    </w:lvl>
+    <w:lvl w:ilvl="8" w:tentative="1">
+      <w:start w:val="1"/>
+      <w:numFmt w:val="bullet"/>
+      <w:lvlText w:val=""/>
+      <w:lvlJc w:val="left"/>
+      <w:pPr>
+        <w:tabs>
+          <w:tab w:val="num" w:pos="6480"/>
+        </w:tabs>
+        <w:ind w:left="6480" w:hanging="360"/>
+      </w:pPr>
+      <w:rPr>
+        <w:rFonts w:ascii="Wingdings" w:hAnsi="Wingdings" w:hint="default"/>
+        <w:sz w:val="20"/>
+      </w:rPr>
+    </w:lvl>
+  </w:abstractNum>
+  <w:abstractNum w:abstractNumId="13" w15:restartNumberingAfterBreak="0">
     <w:nsid w:val="64765487"/>
     <w:multiLevelType w:val="hybridMultilevel"/>
     <w:tmpl w:val="04B0315A"/>
@@ -2829,7 +2708,7 @@
       </w:rPr>
     </w:lvl>
   </w:abstractNum>
-  <w:abstractNum w:abstractNumId="13" w15:restartNumberingAfterBreak="0">
+  <w:abstractNum w:abstractNumId="14" w15:restartNumberingAfterBreak="0">
     <w:nsid w:val="74F93FF3"/>
     <w:multiLevelType w:val="hybridMultilevel"/>
     <w:tmpl w:val="62D2ABBE"/>
@@ -2971,19 +2850,22 @@
     <w:abstractNumId w:val="0"/>
   </w:num>
   <w:num w:numId="10" w16cid:durableId="1845045666">
-    <w:abstractNumId w:val="12"/>
+    <w:abstractNumId w:val="13"/>
   </w:num>
   <w:num w:numId="11" w16cid:durableId="1275476557">
     <w:abstractNumId w:val="11"/>
   </w:num>
   <w:num w:numId="12" w16cid:durableId="2074506492">
-    <w:abstractNumId w:val="13"/>
+    <w:abstractNumId w:val="14"/>
   </w:num>
   <w:num w:numId="13" w16cid:durableId="1873571237">
     <w:abstractNumId w:val="10"/>
   </w:num>
   <w:num w:numId="14" w16cid:durableId="348024368">
     <w:abstractNumId w:val="9"/>
+  </w:num>
+  <w:num w:numId="15" w16cid:durableId="1116169491">
+    <w:abstractNumId w:val="12"/>
   </w:num>
 </w:numbering>
 </file>
@@ -14372,6 +14254,29 @@
       </w:tcPr>
     </w:tblStylePr>
   </w:style>
+  <w:style w:type="character" w:styleId="Lienhypertexte">
+    <w:name w:val="Hyperlink"/>
+    <w:basedOn w:val="Policepardfaut"/>
+    <w:uiPriority w:val="99"/>
+    <w:unhideWhenUsed/>
+    <w:rsid w:val="00732BDF"/>
+    <w:rPr>
+      <w:color w:val="0000FF" w:themeColor="hyperlink"/>
+      <w:u w:val="single"/>
+    </w:rPr>
+  </w:style>
+  <w:style w:type="character" w:styleId="Mentionnonrsolue">
+    <w:name w:val="Unresolved Mention"/>
+    <w:basedOn w:val="Policepardfaut"/>
+    <w:uiPriority w:val="99"/>
+    <w:semiHidden/>
+    <w:unhideWhenUsed/>
+    <w:rsid w:val="00732BDF"/>
+    <w:rPr>
+      <w:color w:val="605E5C"/>
+      <w:shd w:val="clear" w:color="auto" w:fill="E1DFDD"/>
+    </w:rPr>
+  </w:style>
 </w:styles>
 </file>
 
